--- a/Описание классов.docx
+++ b/Описание классов.docx
@@ -6,6 +6,8 @@
       <w:pPr>
         <w:pStyle w:val="a3"/>
       </w:pPr>
+      <w:bookmarkStart w:id="0" w:name="_Hlk109810503"/>
+      <w:bookmarkStart w:id="1" w:name="_Hlk109810534"/>
       <w:r>
         <w:rPr>
           <w:lang w:val="en-US"/>
@@ -58,6 +60,8 @@
       <w:pPr>
         <w:pStyle w:val="a3"/>
       </w:pPr>
+      <w:bookmarkStart w:id="2" w:name="_Hlk109810561"/>
+      <w:bookmarkEnd w:id="1"/>
       <w:r>
         <w:rPr>
           <w:lang w:val="en-US"/>
@@ -130,6 +134,8 @@
       <w:pPr>
         <w:pStyle w:val="a3"/>
       </w:pPr>
+      <w:bookmarkStart w:id="3" w:name="_Hlk109810571"/>
+      <w:bookmarkEnd w:id="2"/>
       <w:r>
         <w:rPr>
           <w:lang w:val="en-US"/>
@@ -193,9 +199,11 @@
         </w:rPr>
         <w:t>- список Фигур.</w:t>
       </w:r>
-      <w:r>
-        <w:br/>
-      </w:r>
+      <w:bookmarkEnd w:id="3"/>
+      <w:r>
+        <w:br/>
+      </w:r>
+      <w:bookmarkStart w:id="4" w:name="_Hlk109810577"/>
       <w:r>
         <w:tab/>
       </w:r>
@@ -253,6 +261,7 @@
       <w:r>
         <w:t>;</w:t>
       </w:r>
+      <w:bookmarkEnd w:id="4"/>
     </w:p>
     <w:p>
       <w:pPr>
@@ -261,14 +270,12 @@
           <w:rStyle w:val="a4"/>
         </w:rPr>
       </w:pPr>
-      <w:proofErr w:type="spellStart"/>
       <w:r>
         <w:rPr>
           <w:lang w:val="en-US"/>
         </w:rPr>
         <w:t>GameStateCalcSystem</w:t>
       </w:r>
-      <w:proofErr w:type="spellEnd"/>
       <w:r>
         <w:t xml:space="preserve"> –</w:t>
       </w:r>
@@ -412,19 +419,30 @@
       <w:r>
         <w:tab/>
       </w:r>
-      <w:proofErr w:type="spellStart"/>
+      <w:bookmarkStart w:id="5" w:name="_Hlk109810716"/>
       <w:r>
         <w:rPr>
           <w:lang w:val="en-US"/>
         </w:rPr>
         <w:t>WayCalcSystem</w:t>
       </w:r>
-      <w:proofErr w:type="spellEnd"/>
       <w:r>
         <w:t xml:space="preserve"> – </w:t>
       </w:r>
       <w:r>
-        <w:t xml:space="preserve">класс, содержит в себе статические методы для подсчёта ходов. Реализован через паттерн Стратегия – в зависимости от переданной фигуры, сам выбирает какой алгоритм использовать для просчёта. </w:t>
+        <w:t xml:space="preserve">класс, содержит в себе статические методы для подсчёта ходов. Реализован </w:t>
+      </w:r>
+      <w:r>
+        <w:t>с помощью паттерна</w:t>
+      </w:r>
+      <w:r>
+        <w:t xml:space="preserve"> Стратегия – в зависимости от переданной фигуры, сам выбирает какой алгоритм использовать для </w:t>
+      </w:r>
+      <w:r>
+        <w:t>расчёта</w:t>
+      </w:r>
+      <w:r>
+        <w:t xml:space="preserve">. </w:t>
       </w:r>
       <w:r>
         <w:br/>
@@ -459,14 +477,12 @@
       <w:r>
         <w:t xml:space="preserve">&gt; </w:t>
       </w:r>
-      <w:proofErr w:type="spellStart"/>
       <w:r>
         <w:rPr>
           <w:lang w:val="en-US"/>
         </w:rPr>
         <w:t>CalcAllSteps</w:t>
       </w:r>
-      <w:proofErr w:type="spellEnd"/>
       <w:r>
         <w:t xml:space="preserve"> (</w:t>
       </w:r>
@@ -532,14 +548,12 @@
       <w:r>
         <w:t xml:space="preserve">&gt; </w:t>
       </w:r>
-      <w:proofErr w:type="spellStart"/>
       <w:r>
         <w:rPr>
           <w:lang w:val="en-US"/>
         </w:rPr>
         <w:t>CaclWay</w:t>
       </w:r>
-      <w:proofErr w:type="spellEnd"/>
       <w:r>
         <w:t xml:space="preserve"> (</w:t>
       </w:r>
@@ -587,26 +601,40 @@
       <w:pPr>
         <w:pStyle w:val="a3"/>
         <w:ind w:firstLine="0"/>
+        <w:rPr>
+          <w:b/>
+          <w:bCs/>
+        </w:rPr>
       </w:pPr>
+      <w:bookmarkStart w:id="6" w:name="_Hlk109810836"/>
+      <w:bookmarkEnd w:id="5"/>
       <w:r>
         <w:tab/>
       </w:r>
-      <w:proofErr w:type="spellStart"/>
       <w:r>
         <w:rPr>
           <w:lang w:val="en-US"/>
         </w:rPr>
         <w:t>GameStateBuilder</w:t>
       </w:r>
-      <w:proofErr w:type="spellEnd"/>
-      <w:r>
-        <w:rPr>
-          <w:lang w:val="en-US"/>
-        </w:rPr>
+      <w:r>
         <w:t xml:space="preserve"> – </w:t>
       </w:r>
       <w:r>
-        <w:t>агрегат</w:t>
+        <w:t xml:space="preserve">класс, отвечающий за гибкое создание начального игрового состояния. Содержит в себе три структуры, описывающие состояние игры, которое мы хотим получить. </w:t>
+      </w:r>
+      <w:r>
+        <w:t>Е</w:t>
+      </w:r>
+      <w:r>
+        <w:t xml:space="preserve">сть возможность сформировать структуры извне, </w:t>
+      </w:r>
+      <w:r>
+        <w:t>или выбрать шаблонные, реализованные внутри класса.</w:t>
+      </w:r>
+      <w:r>
+        <w:br/>
+        <w:t>Агрегирует</w:t>
       </w:r>
       <w:r>
         <w:rPr>
@@ -615,7 +643,7 @@
         <w:t xml:space="preserve"> </w:t>
       </w:r>
       <w:r>
-        <w:t>трёх</w:t>
+        <w:t>в</w:t>
       </w:r>
       <w:r>
         <w:rPr>
@@ -623,53 +651,72 @@
         </w:rPr>
         <w:t xml:space="preserve"> </w:t>
       </w:r>
-      <w:proofErr w:type="spellStart"/>
-      <w:r>
-        <w:t>билдеров</w:t>
-      </w:r>
-      <w:proofErr w:type="spellEnd"/>
+      <w:r>
+        <w:t>себе</w:t>
+      </w:r>
+      <w:r>
+        <w:rPr>
+          <w:lang w:val="en-US"/>
+        </w:rPr>
+        <w:t xml:space="preserve"> </w:t>
+      </w:r>
+      <w:r>
+        <w:t>тр</w:t>
+      </w:r>
+      <w:r>
+        <w:t>и</w:t>
+      </w:r>
+      <w:r>
+        <w:rPr>
+          <w:lang w:val="en-US"/>
+        </w:rPr>
+        <w:t xml:space="preserve"> </w:t>
+      </w:r>
+      <w:r>
+        <w:t>класса</w:t>
+      </w:r>
       <w:r>
         <w:rPr>
           <w:lang w:val="en-US"/>
         </w:rPr>
         <w:t xml:space="preserve">: </w:t>
       </w:r>
-      <w:proofErr w:type="spellStart"/>
       <w:r>
         <w:rPr>
           <w:lang w:val="en-US"/>
         </w:rPr>
         <w:t>FigureBuilder</w:t>
       </w:r>
-      <w:proofErr w:type="spellEnd"/>
+      <w:r>
+        <w:rPr>
+          <w:lang w:val="en-US"/>
+        </w:rPr>
+        <w:t>Director</w:t>
+      </w:r>
       <w:r>
         <w:rPr>
           <w:lang w:val="en-US"/>
         </w:rPr>
         <w:t xml:space="preserve">, </w:t>
       </w:r>
-      <w:proofErr w:type="spellStart"/>
       <w:r>
         <w:rPr>
           <w:lang w:val="en-US"/>
         </w:rPr>
         <w:t>CellBuilder</w:t>
       </w:r>
-      <w:proofErr w:type="spellEnd"/>
       <w:r>
         <w:rPr>
           <w:lang w:val="en-US"/>
         </w:rPr>
         <w:t xml:space="preserve">, </w:t>
       </w:r>
-      <w:proofErr w:type="spellStart"/>
       <w:r>
         <w:rPr>
           <w:lang w:val="en-US"/>
         </w:rPr>
         <w:t>PlayerBuilder</w:t>
       </w:r>
-      <w:proofErr w:type="spellEnd"/>
       <w:r>
         <w:rPr>
           <w:lang w:val="en-US"/>
@@ -677,30 +724,30 @@
         <w:t xml:space="preserve">. </w:t>
       </w:r>
       <w:r>
-        <w:t xml:space="preserve">Реализован с помощью паттерна Строитель. </w:t>
-      </w:r>
-      <w:r>
-        <w:rPr>
-          <w:highlight w:val="yellow"/>
-        </w:rPr>
-        <w:t xml:space="preserve">Содержит сеттеры для заполнения </w:t>
-      </w:r>
-      <w:proofErr w:type="spellStart"/>
-      <w:r>
-        <w:rPr>
-          <w:highlight w:val="yellow"/>
-        </w:rPr>
-        <w:t>Билдеров</w:t>
-      </w:r>
-      <w:proofErr w:type="spellEnd"/>
-      <w:r>
-        <w:rPr>
-          <w:highlight w:val="yellow"/>
-        </w:rPr>
-        <w:t>.</w:t>
+        <w:rPr>
+          <w:lang w:val="en-US"/>
+        </w:rPr>
+        <w:t>FigureBuilderDirecto</w:t>
+      </w:r>
+      <w:r>
+        <w:rPr>
+          <w:lang w:val="en-US"/>
+        </w:rPr>
+        <w:t xml:space="preserve">r </w:t>
+      </w:r>
+      <w:r>
+        <w:t>– содержит ссылки на конкретных строителей фигур.</w:t>
       </w:r>
     </w:p>
-    <w:p/>
+    <w:bookmarkEnd w:id="0"/>
+    <w:bookmarkEnd w:id="6"/>
+    <w:p>
+      <w:pPr>
+        <w:rPr>
+          <w:lang w:val="en-US"/>
+        </w:rPr>
+      </w:pPr>
+    </w:p>
     <w:sectPr>
       <w:pgSz w:w="11906" w:h="16838"/>
       <w:pgMar w:top="1134" w:right="850" w:bottom="1134" w:left="1701" w:header="708" w:footer="708" w:gutter="0"/>
